--- a/schematic drafts/ax08lite silicon errata.docx
+++ b/schematic drafts/ax08lite silicon errata.docx
@@ -17,6 +17,23 @@
           <w:szCs w:val="24"/>
         </w:rPr>
         <w:t>break instruction induces store (forgor to wire to store logic)</w:t>
+      </w:r>
+    </w:p>
+    <w:p>
+      <w:pPr>
+        <w:rPr>
+          <w:rFonts w:ascii="Comic Sans MS" w:hAnsi="Comic Sans MS"/>
+          <w:sz w:val="24"/>
+          <w:szCs w:val="24"/>
+        </w:rPr>
+      </w:pPr>
+      <w:r>
+        <w:rPr>
+          <w:rFonts w:ascii="Comic Sans MS" w:hAnsi="Comic Sans MS"/>
+          <w:sz w:val="24"/>
+          <w:szCs w:val="24"/>
+        </w:rPr>
+        <w:t>change page register WRITE address to 10 instead of 11 (keep read on 11)</w:t>
       </w:r>
     </w:p>
     <w:sectPr>

--- a/schematic drafts/ax08lite silicon errata.docx
+++ b/schematic drafts/ax08lite silicon errata.docx
@@ -16,7 +16,169 @@
           <w:sz w:val="24"/>
           <w:szCs w:val="24"/>
         </w:rPr>
-        <w:t>break instruction induces store (forgor to wire to store logic)</w:t>
+        <w:t xml:space="preserve">break </w:t>
+      </w:r>
+      <w:proofErr w:type="spellStart"/>
+      <w:r>
+        <w:rPr>
+          <w:rFonts w:ascii="Comic Sans MS" w:hAnsi="Comic Sans MS"/>
+          <w:sz w:val="24"/>
+          <w:szCs w:val="24"/>
+        </w:rPr>
+        <w:t>instruction</w:t>
+      </w:r>
+      <w:proofErr w:type="spellEnd"/>
+      <w:r>
+        <w:rPr>
+          <w:rFonts w:ascii="Comic Sans MS" w:hAnsi="Comic Sans MS"/>
+          <w:sz w:val="24"/>
+          <w:szCs w:val="24"/>
+        </w:rPr>
+        <w:t xml:space="preserve"> </w:t>
+      </w:r>
+      <w:proofErr w:type="spellStart"/>
+      <w:r>
+        <w:rPr>
+          <w:rFonts w:ascii="Comic Sans MS" w:hAnsi="Comic Sans MS"/>
+          <w:sz w:val="24"/>
+          <w:szCs w:val="24"/>
+        </w:rPr>
+        <w:t>induces</w:t>
+      </w:r>
+      <w:proofErr w:type="spellEnd"/>
+      <w:r>
+        <w:rPr>
+          <w:rFonts w:ascii="Comic Sans MS" w:hAnsi="Comic Sans MS"/>
+          <w:sz w:val="24"/>
+          <w:szCs w:val="24"/>
+        </w:rPr>
+        <w:t xml:space="preserve"> </w:t>
+      </w:r>
+      <w:proofErr w:type="spellStart"/>
+      <w:r>
+        <w:rPr>
+          <w:rFonts w:ascii="Comic Sans MS" w:hAnsi="Comic Sans MS"/>
+          <w:sz w:val="24"/>
+          <w:szCs w:val="24"/>
+        </w:rPr>
+        <w:t>store</w:t>
+      </w:r>
+      <w:proofErr w:type="spellEnd"/>
+      <w:r>
+        <w:rPr>
+          <w:rFonts w:ascii="Comic Sans MS" w:hAnsi="Comic Sans MS"/>
+          <w:sz w:val="24"/>
+          <w:szCs w:val="24"/>
+        </w:rPr>
+        <w:t xml:space="preserve"> (</w:t>
+      </w:r>
+      <w:proofErr w:type="spellStart"/>
+      <w:r>
+        <w:rPr>
+          <w:rFonts w:ascii="Comic Sans MS" w:hAnsi="Comic Sans MS"/>
+          <w:sz w:val="24"/>
+          <w:szCs w:val="24"/>
+        </w:rPr>
+        <w:t>forgor</w:t>
+      </w:r>
+      <w:proofErr w:type="spellEnd"/>
+      <w:r>
+        <w:rPr>
+          <w:rFonts w:ascii="Comic Sans MS" w:hAnsi="Comic Sans MS"/>
+          <w:sz w:val="24"/>
+          <w:szCs w:val="24"/>
+        </w:rPr>
+        <w:t xml:space="preserve"> </w:t>
+      </w:r>
+      <w:proofErr w:type="spellStart"/>
+      <w:r>
+        <w:rPr>
+          <w:rFonts w:ascii="Comic Sans MS" w:hAnsi="Comic Sans MS"/>
+          <w:sz w:val="24"/>
+          <w:szCs w:val="24"/>
+        </w:rPr>
+        <w:t>to</w:t>
+      </w:r>
+      <w:proofErr w:type="spellEnd"/>
+      <w:r>
+        <w:rPr>
+          <w:rFonts w:ascii="Comic Sans MS" w:hAnsi="Comic Sans MS"/>
+          <w:sz w:val="24"/>
+          <w:szCs w:val="24"/>
+        </w:rPr>
+        <w:t xml:space="preserve"> </w:t>
+      </w:r>
+      <w:proofErr w:type="spellStart"/>
+      <w:r>
+        <w:rPr>
+          <w:rFonts w:ascii="Comic Sans MS" w:hAnsi="Comic Sans MS"/>
+          <w:sz w:val="24"/>
+          <w:szCs w:val="24"/>
+        </w:rPr>
+        <w:t>wire</w:t>
+      </w:r>
+      <w:proofErr w:type="spellEnd"/>
+      <w:r>
+        <w:rPr>
+          <w:rFonts w:ascii="Comic Sans MS" w:hAnsi="Comic Sans MS"/>
+          <w:sz w:val="24"/>
+          <w:szCs w:val="24"/>
+        </w:rPr>
+        <w:t xml:space="preserve"> </w:t>
+      </w:r>
+      <w:proofErr w:type="spellStart"/>
+      <w:r>
+        <w:rPr>
+          <w:rFonts w:ascii="Comic Sans MS" w:hAnsi="Comic Sans MS"/>
+          <w:sz w:val="24"/>
+          <w:szCs w:val="24"/>
+        </w:rPr>
+        <w:t>to</w:t>
+      </w:r>
+      <w:proofErr w:type="spellEnd"/>
+      <w:r>
+        <w:rPr>
+          <w:rFonts w:ascii="Comic Sans MS" w:hAnsi="Comic Sans MS"/>
+          <w:sz w:val="24"/>
+          <w:szCs w:val="24"/>
+        </w:rPr>
+        <w:t xml:space="preserve"> </w:t>
+      </w:r>
+      <w:proofErr w:type="spellStart"/>
+      <w:r>
+        <w:rPr>
+          <w:rFonts w:ascii="Comic Sans MS" w:hAnsi="Comic Sans MS"/>
+          <w:sz w:val="24"/>
+          <w:szCs w:val="24"/>
+        </w:rPr>
+        <w:t>store</w:t>
+      </w:r>
+      <w:proofErr w:type="spellEnd"/>
+      <w:r>
+        <w:rPr>
+          <w:rFonts w:ascii="Comic Sans MS" w:hAnsi="Comic Sans MS"/>
+          <w:sz w:val="24"/>
+          <w:szCs w:val="24"/>
+        </w:rPr>
+        <w:t xml:space="preserve"> </w:t>
+      </w:r>
+      <w:proofErr w:type="spellStart"/>
+      <w:r>
+        <w:rPr>
+          <w:rFonts w:ascii="Comic Sans MS" w:hAnsi="Comic Sans MS"/>
+          <w:sz w:val="24"/>
+          <w:szCs w:val="24"/>
+        </w:rPr>
+        <w:t>logic</w:t>
+      </w:r>
+      <w:proofErr w:type="spellEnd"/>
+      <w:r>
+        <w:rPr>
+          <w:rFonts w:ascii="Comic Sans MS" w:hAnsi="Comic Sans MS"/>
+          <w:sz w:val="24"/>
+          <w:szCs w:val="24"/>
+        </w:rPr>
+        <w:t>)</w:t>
       </w:r>
     </w:p>
     <w:p>
@@ -27,13 +189,608 @@
           <w:szCs w:val="24"/>
         </w:rPr>
       </w:pPr>
-      <w:r>
-        <w:rPr>
-          <w:rFonts w:ascii="Comic Sans MS" w:hAnsi="Comic Sans MS"/>
-          <w:sz w:val="24"/>
-          <w:szCs w:val="24"/>
-        </w:rPr>
-        <w:t>change page register WRITE address to 10 instead of 11 (keep read on 11)</w:t>
+      <w:proofErr w:type="spellStart"/>
+      <w:r>
+        <w:rPr>
+          <w:rFonts w:ascii="Comic Sans MS" w:hAnsi="Comic Sans MS"/>
+          <w:sz w:val="24"/>
+          <w:szCs w:val="24"/>
+        </w:rPr>
+        <w:t>page</w:t>
+      </w:r>
+      <w:proofErr w:type="spellEnd"/>
+      <w:r>
+        <w:rPr>
+          <w:rFonts w:ascii="Comic Sans MS" w:hAnsi="Comic Sans MS"/>
+          <w:sz w:val="24"/>
+          <w:szCs w:val="24"/>
+        </w:rPr>
+        <w:t xml:space="preserve"> </w:t>
+      </w:r>
+      <w:proofErr w:type="spellStart"/>
+      <w:r>
+        <w:rPr>
+          <w:rFonts w:ascii="Comic Sans MS" w:hAnsi="Comic Sans MS"/>
+          <w:sz w:val="24"/>
+          <w:szCs w:val="24"/>
+        </w:rPr>
+        <w:t>register</w:t>
+      </w:r>
+      <w:proofErr w:type="spellEnd"/>
+      <w:r>
+        <w:rPr>
+          <w:rFonts w:ascii="Comic Sans MS" w:hAnsi="Comic Sans MS"/>
+          <w:sz w:val="24"/>
+          <w:szCs w:val="24"/>
+        </w:rPr>
+        <w:t xml:space="preserve"> </w:t>
+      </w:r>
+      <w:proofErr w:type="spellStart"/>
+      <w:r>
+        <w:rPr>
+          <w:rFonts w:ascii="Comic Sans MS" w:hAnsi="Comic Sans MS"/>
+          <w:sz w:val="24"/>
+          <w:szCs w:val="24"/>
+        </w:rPr>
+        <w:t>write</w:t>
+      </w:r>
+      <w:proofErr w:type="spellEnd"/>
+      <w:r>
+        <w:rPr>
+          <w:rFonts w:ascii="Comic Sans MS" w:hAnsi="Comic Sans MS"/>
+          <w:sz w:val="24"/>
+          <w:szCs w:val="24"/>
+        </w:rPr>
+        <w:t xml:space="preserve"> </w:t>
+      </w:r>
+      <w:proofErr w:type="spellStart"/>
+      <w:r>
+        <w:rPr>
+          <w:rFonts w:ascii="Comic Sans MS" w:hAnsi="Comic Sans MS"/>
+          <w:sz w:val="24"/>
+          <w:szCs w:val="24"/>
+        </w:rPr>
+        <w:t>address</w:t>
+      </w:r>
+      <w:proofErr w:type="spellEnd"/>
+      <w:r>
+        <w:rPr>
+          <w:rFonts w:ascii="Comic Sans MS" w:hAnsi="Comic Sans MS"/>
+          <w:sz w:val="24"/>
+          <w:szCs w:val="24"/>
+        </w:rPr>
+        <w:t xml:space="preserve"> </w:t>
+      </w:r>
+      <w:proofErr w:type="spellStart"/>
+      <w:r>
+        <w:rPr>
+          <w:rFonts w:ascii="Comic Sans MS" w:hAnsi="Comic Sans MS"/>
+          <w:sz w:val="24"/>
+          <w:szCs w:val="24"/>
+        </w:rPr>
+        <w:t>is</w:t>
+      </w:r>
+      <w:proofErr w:type="spellEnd"/>
+      <w:r>
+        <w:rPr>
+          <w:rFonts w:ascii="Comic Sans MS" w:hAnsi="Comic Sans MS"/>
+          <w:sz w:val="24"/>
+          <w:szCs w:val="24"/>
+        </w:rPr>
+        <w:t xml:space="preserve"> </w:t>
+      </w:r>
+      <w:proofErr w:type="spellStart"/>
+      <w:r>
+        <w:rPr>
+          <w:rFonts w:ascii="Comic Sans MS" w:hAnsi="Comic Sans MS"/>
+          <w:sz w:val="24"/>
+          <w:szCs w:val="24"/>
+        </w:rPr>
+        <w:t>set</w:t>
+      </w:r>
+      <w:proofErr w:type="spellEnd"/>
+      <w:r>
+        <w:rPr>
+          <w:rFonts w:ascii="Comic Sans MS" w:hAnsi="Comic Sans MS"/>
+          <w:sz w:val="24"/>
+          <w:szCs w:val="24"/>
+        </w:rPr>
+        <w:t xml:space="preserve"> </w:t>
+      </w:r>
+      <w:proofErr w:type="spellStart"/>
+      <w:r>
+        <w:rPr>
+          <w:rFonts w:ascii="Comic Sans MS" w:hAnsi="Comic Sans MS"/>
+          <w:sz w:val="24"/>
+          <w:szCs w:val="24"/>
+        </w:rPr>
+        <w:t>as</w:t>
+      </w:r>
+      <w:proofErr w:type="spellEnd"/>
+      <w:r>
+        <w:rPr>
+          <w:rFonts w:ascii="Comic Sans MS" w:hAnsi="Comic Sans MS"/>
+          <w:sz w:val="24"/>
+          <w:szCs w:val="24"/>
+        </w:rPr>
+        <w:t xml:space="preserve"> 11 (11 </w:t>
+      </w:r>
+      <w:proofErr w:type="spellStart"/>
+      <w:r>
+        <w:rPr>
+          <w:rFonts w:ascii="Comic Sans MS" w:hAnsi="Comic Sans MS"/>
+          <w:sz w:val="24"/>
+          <w:szCs w:val="24"/>
+        </w:rPr>
+        <w:t>is</w:t>
+      </w:r>
+      <w:proofErr w:type="spellEnd"/>
+      <w:r>
+        <w:rPr>
+          <w:rFonts w:ascii="Comic Sans MS" w:hAnsi="Comic Sans MS"/>
+          <w:sz w:val="24"/>
+          <w:szCs w:val="24"/>
+        </w:rPr>
+        <w:t xml:space="preserve"> </w:t>
+      </w:r>
+      <w:proofErr w:type="spellStart"/>
+      <w:r>
+        <w:rPr>
+          <w:rFonts w:ascii="Comic Sans MS" w:hAnsi="Comic Sans MS"/>
+          <w:sz w:val="24"/>
+          <w:szCs w:val="24"/>
+        </w:rPr>
+        <w:t>the</w:t>
+      </w:r>
+      <w:proofErr w:type="spellEnd"/>
+      <w:r>
+        <w:rPr>
+          <w:rFonts w:ascii="Comic Sans MS" w:hAnsi="Comic Sans MS"/>
+          <w:sz w:val="24"/>
+          <w:szCs w:val="24"/>
+        </w:rPr>
+        <w:t xml:space="preserve"> </w:t>
+      </w:r>
+      <w:proofErr w:type="spellStart"/>
+      <w:r>
+        <w:rPr>
+          <w:rFonts w:ascii="Comic Sans MS" w:hAnsi="Comic Sans MS"/>
+          <w:sz w:val="24"/>
+          <w:szCs w:val="24"/>
+        </w:rPr>
+        <w:t>correct</w:t>
+      </w:r>
+      <w:proofErr w:type="spellEnd"/>
+      <w:r>
+        <w:rPr>
+          <w:rFonts w:ascii="Comic Sans MS" w:hAnsi="Comic Sans MS"/>
+          <w:sz w:val="24"/>
+          <w:szCs w:val="24"/>
+        </w:rPr>
+        <w:t xml:space="preserve"> </w:t>
+      </w:r>
+      <w:proofErr w:type="spellStart"/>
+      <w:r>
+        <w:rPr>
+          <w:rFonts w:ascii="Comic Sans MS" w:hAnsi="Comic Sans MS"/>
+          <w:sz w:val="24"/>
+          <w:szCs w:val="24"/>
+        </w:rPr>
+        <w:t>read</w:t>
+      </w:r>
+      <w:proofErr w:type="spellEnd"/>
+      <w:r>
+        <w:rPr>
+          <w:rFonts w:ascii="Comic Sans MS" w:hAnsi="Comic Sans MS"/>
+          <w:sz w:val="24"/>
+          <w:szCs w:val="24"/>
+        </w:rPr>
+        <w:t xml:space="preserve"> </w:t>
+      </w:r>
+      <w:proofErr w:type="spellStart"/>
+      <w:r>
+        <w:rPr>
+          <w:rFonts w:ascii="Comic Sans MS" w:hAnsi="Comic Sans MS"/>
+          <w:sz w:val="24"/>
+          <w:szCs w:val="24"/>
+        </w:rPr>
+        <w:t>address</w:t>
+      </w:r>
+      <w:proofErr w:type="spellEnd"/>
+      <w:r>
+        <w:rPr>
+          <w:rFonts w:ascii="Comic Sans MS" w:hAnsi="Comic Sans MS"/>
+          <w:sz w:val="24"/>
+          <w:szCs w:val="24"/>
+        </w:rPr>
+        <w:t xml:space="preserve">, </w:t>
+      </w:r>
+      <w:proofErr w:type="spellStart"/>
+      <w:r>
+        <w:rPr>
+          <w:rFonts w:ascii="Comic Sans MS" w:hAnsi="Comic Sans MS"/>
+          <w:sz w:val="24"/>
+          <w:szCs w:val="24"/>
+        </w:rPr>
+        <w:t>write</w:t>
+      </w:r>
+      <w:proofErr w:type="spellEnd"/>
+      <w:r>
+        <w:rPr>
+          <w:rFonts w:ascii="Comic Sans MS" w:hAnsi="Comic Sans MS"/>
+          <w:sz w:val="24"/>
+          <w:szCs w:val="24"/>
+        </w:rPr>
+        <w:t xml:space="preserve"> </w:t>
+      </w:r>
+      <w:proofErr w:type="spellStart"/>
+      <w:r>
+        <w:rPr>
+          <w:rFonts w:ascii="Comic Sans MS" w:hAnsi="Comic Sans MS"/>
+          <w:sz w:val="24"/>
+          <w:szCs w:val="24"/>
+        </w:rPr>
+        <w:t>address</w:t>
+      </w:r>
+      <w:proofErr w:type="spellEnd"/>
+      <w:r>
+        <w:rPr>
+          <w:rFonts w:ascii="Comic Sans MS" w:hAnsi="Comic Sans MS"/>
+          <w:sz w:val="24"/>
+          <w:szCs w:val="24"/>
+        </w:rPr>
+        <w:t xml:space="preserve"> </w:t>
+      </w:r>
+      <w:proofErr w:type="spellStart"/>
+      <w:r>
+        <w:rPr>
+          <w:rFonts w:ascii="Comic Sans MS" w:hAnsi="Comic Sans MS"/>
+          <w:sz w:val="24"/>
+          <w:szCs w:val="24"/>
+        </w:rPr>
+        <w:t>should</w:t>
+      </w:r>
+      <w:proofErr w:type="spellEnd"/>
+      <w:r>
+        <w:rPr>
+          <w:rFonts w:ascii="Comic Sans MS" w:hAnsi="Comic Sans MS"/>
+          <w:sz w:val="24"/>
+          <w:szCs w:val="24"/>
+        </w:rPr>
+        <w:t xml:space="preserve"> </w:t>
+      </w:r>
+      <w:proofErr w:type="spellStart"/>
+      <w:r>
+        <w:rPr>
+          <w:rFonts w:ascii="Comic Sans MS" w:hAnsi="Comic Sans MS"/>
+          <w:sz w:val="24"/>
+          <w:szCs w:val="24"/>
+        </w:rPr>
+        <w:t>be</w:t>
+      </w:r>
+      <w:proofErr w:type="spellEnd"/>
+      <w:r>
+        <w:rPr>
+          <w:rFonts w:ascii="Comic Sans MS" w:hAnsi="Comic Sans MS"/>
+          <w:sz w:val="24"/>
+          <w:szCs w:val="24"/>
+        </w:rPr>
+        <w:t xml:space="preserve"> 10)</w:t>
+      </w:r>
+    </w:p>
+    <w:p>
+      <w:pPr>
+        <w:rPr>
+          <w:rFonts w:ascii="Comic Sans MS" w:hAnsi="Comic Sans MS"/>
+          <w:sz w:val="24"/>
+          <w:szCs w:val="24"/>
+        </w:rPr>
+      </w:pPr>
+      <w:proofErr w:type="spellStart"/>
+      <w:r>
+        <w:rPr>
+          <w:rFonts w:ascii="Comic Sans MS" w:hAnsi="Comic Sans MS"/>
+          <w:sz w:val="24"/>
+          <w:szCs w:val="24"/>
+        </w:rPr>
+        <w:t>decode</w:t>
+      </w:r>
+      <w:proofErr w:type="spellEnd"/>
+      <w:r>
+        <w:rPr>
+          <w:rFonts w:ascii="Comic Sans MS" w:hAnsi="Comic Sans MS"/>
+          <w:sz w:val="24"/>
+          <w:szCs w:val="24"/>
+        </w:rPr>
+        <w:t xml:space="preserve"> </w:t>
+      </w:r>
+      <w:proofErr w:type="spellStart"/>
+      <w:r>
+        <w:rPr>
+          <w:rFonts w:ascii="Comic Sans MS" w:hAnsi="Comic Sans MS"/>
+          <w:sz w:val="24"/>
+          <w:szCs w:val="24"/>
+        </w:rPr>
+        <w:t>always</w:t>
+      </w:r>
+      <w:proofErr w:type="spellEnd"/>
+      <w:r>
+        <w:rPr>
+          <w:rFonts w:ascii="Comic Sans MS" w:hAnsi="Comic Sans MS"/>
+          <w:sz w:val="24"/>
+          <w:szCs w:val="24"/>
+        </w:rPr>
+        <w:t xml:space="preserve"> </w:t>
+      </w:r>
+      <w:proofErr w:type="spellStart"/>
+      <w:r>
+        <w:rPr>
+          <w:rFonts w:ascii="Comic Sans MS" w:hAnsi="Comic Sans MS"/>
+          <w:sz w:val="24"/>
+          <w:szCs w:val="24"/>
+        </w:rPr>
+        <w:t>returns</w:t>
+      </w:r>
+      <w:proofErr w:type="spellEnd"/>
+      <w:r>
+        <w:rPr>
+          <w:rFonts w:ascii="Comic Sans MS" w:hAnsi="Comic Sans MS"/>
+          <w:sz w:val="24"/>
+          <w:szCs w:val="24"/>
+        </w:rPr>
+        <w:t xml:space="preserve"> 0xFF </w:t>
+      </w:r>
+      <w:proofErr w:type="spellStart"/>
+      <w:r>
+        <w:rPr>
+          <w:rFonts w:ascii="Comic Sans MS" w:hAnsi="Comic Sans MS"/>
+          <w:sz w:val="24"/>
+          <w:szCs w:val="24"/>
+        </w:rPr>
+        <w:t>if</w:t>
+      </w:r>
+      <w:proofErr w:type="spellEnd"/>
+      <w:r>
+        <w:rPr>
+          <w:rFonts w:ascii="Comic Sans MS" w:hAnsi="Comic Sans MS"/>
+          <w:sz w:val="24"/>
+          <w:szCs w:val="24"/>
+        </w:rPr>
+        <w:t xml:space="preserve"> </w:t>
+      </w:r>
+      <w:proofErr w:type="spellStart"/>
+      <w:r>
+        <w:rPr>
+          <w:rFonts w:ascii="Comic Sans MS" w:hAnsi="Comic Sans MS"/>
+          <w:sz w:val="24"/>
+          <w:szCs w:val="24"/>
+        </w:rPr>
+        <w:t>bit</w:t>
+      </w:r>
+      <w:proofErr w:type="spellEnd"/>
+      <w:r>
+        <w:rPr>
+          <w:rFonts w:ascii="Comic Sans MS" w:hAnsi="Comic Sans MS"/>
+          <w:sz w:val="24"/>
+          <w:szCs w:val="24"/>
+        </w:rPr>
+        <w:t xml:space="preserve"> 3 </w:t>
+      </w:r>
+      <w:proofErr w:type="spellStart"/>
+      <w:r>
+        <w:rPr>
+          <w:rFonts w:ascii="Comic Sans MS" w:hAnsi="Comic Sans MS"/>
+          <w:sz w:val="24"/>
+          <w:szCs w:val="24"/>
+        </w:rPr>
+        <w:t>of</w:t>
+      </w:r>
+      <w:proofErr w:type="spellEnd"/>
+      <w:r>
+        <w:rPr>
+          <w:rFonts w:ascii="Comic Sans MS" w:hAnsi="Comic Sans MS"/>
+          <w:sz w:val="24"/>
+          <w:szCs w:val="24"/>
+        </w:rPr>
+        <w:t xml:space="preserve"> A </w:t>
+      </w:r>
+      <w:proofErr w:type="spellStart"/>
+      <w:r>
+        <w:rPr>
+          <w:rFonts w:ascii="Comic Sans MS" w:hAnsi="Comic Sans MS"/>
+          <w:sz w:val="24"/>
+          <w:szCs w:val="24"/>
+        </w:rPr>
+        <w:t>is</w:t>
+      </w:r>
+      <w:proofErr w:type="spellEnd"/>
+      <w:r>
+        <w:rPr>
+          <w:rFonts w:ascii="Comic Sans MS" w:hAnsi="Comic Sans MS"/>
+          <w:sz w:val="24"/>
+          <w:szCs w:val="24"/>
+        </w:rPr>
+        <w:t xml:space="preserve"> not </w:t>
+      </w:r>
+      <w:proofErr w:type="spellStart"/>
+      <w:r>
+        <w:rPr>
+          <w:rFonts w:ascii="Comic Sans MS" w:hAnsi="Comic Sans MS"/>
+          <w:sz w:val="24"/>
+          <w:szCs w:val="24"/>
+        </w:rPr>
+        <w:t>zero</w:t>
+      </w:r>
+      <w:proofErr w:type="spellEnd"/>
+      <w:r>
+        <w:rPr>
+          <w:rFonts w:ascii="Comic Sans MS" w:hAnsi="Comic Sans MS"/>
+          <w:sz w:val="24"/>
+          <w:szCs w:val="24"/>
+        </w:rPr>
+        <w:t xml:space="preserve"> (</w:t>
+      </w:r>
+      <w:proofErr w:type="spellStart"/>
+      <w:r>
+        <w:rPr>
+          <w:rFonts w:ascii="Comic Sans MS" w:hAnsi="Comic Sans MS"/>
+          <w:sz w:val="24"/>
+          <w:szCs w:val="24"/>
+        </w:rPr>
+        <w:t>should</w:t>
+      </w:r>
+      <w:proofErr w:type="spellEnd"/>
+      <w:r>
+        <w:rPr>
+          <w:rFonts w:ascii="Comic Sans MS" w:hAnsi="Comic Sans MS"/>
+          <w:sz w:val="24"/>
+          <w:szCs w:val="24"/>
+        </w:rPr>
+        <w:t xml:space="preserve"> </w:t>
+      </w:r>
+      <w:proofErr w:type="spellStart"/>
+      <w:r>
+        <w:rPr>
+          <w:rFonts w:ascii="Comic Sans MS" w:hAnsi="Comic Sans MS"/>
+          <w:sz w:val="24"/>
+          <w:szCs w:val="24"/>
+        </w:rPr>
+        <w:t>return</w:t>
+      </w:r>
+      <w:proofErr w:type="spellEnd"/>
+      <w:r>
+        <w:rPr>
+          <w:rFonts w:ascii="Comic Sans MS" w:hAnsi="Comic Sans MS"/>
+          <w:sz w:val="24"/>
+          <w:szCs w:val="24"/>
+        </w:rPr>
+        <w:t xml:space="preserve"> </w:t>
+      </w:r>
+      <w:proofErr w:type="spellStart"/>
+      <w:r>
+        <w:rPr>
+          <w:rFonts w:ascii="Comic Sans MS" w:hAnsi="Comic Sans MS"/>
+          <w:sz w:val="24"/>
+          <w:szCs w:val="24"/>
+        </w:rPr>
+        <w:t>active</w:t>
+      </w:r>
+      <w:proofErr w:type="spellEnd"/>
+      <w:r>
+        <w:rPr>
+          <w:rFonts w:ascii="Comic Sans MS" w:hAnsi="Comic Sans MS"/>
+          <w:sz w:val="24"/>
+          <w:szCs w:val="24"/>
+        </w:rPr>
+        <w:t xml:space="preserve"> </w:t>
+      </w:r>
+      <w:proofErr w:type="spellStart"/>
+      <w:r>
+        <w:rPr>
+          <w:rFonts w:ascii="Comic Sans MS" w:hAnsi="Comic Sans MS"/>
+          <w:sz w:val="24"/>
+          <w:szCs w:val="24"/>
+        </w:rPr>
+        <w:t>low</w:t>
+      </w:r>
+      <w:proofErr w:type="spellEnd"/>
+      <w:r>
+        <w:rPr>
+          <w:rFonts w:ascii="Comic Sans MS" w:hAnsi="Comic Sans MS"/>
+          <w:sz w:val="24"/>
+          <w:szCs w:val="24"/>
+        </w:rPr>
+        <w:t xml:space="preserve"> </w:t>
+      </w:r>
+      <w:proofErr w:type="spellStart"/>
+      <w:r>
+        <w:rPr>
+          <w:rFonts w:ascii="Comic Sans MS" w:hAnsi="Comic Sans MS"/>
+          <w:sz w:val="24"/>
+          <w:szCs w:val="24"/>
+        </w:rPr>
+        <w:t>decode</w:t>
+      </w:r>
+      <w:proofErr w:type="spellEnd"/>
+      <w:r>
+        <w:rPr>
+          <w:rFonts w:ascii="Comic Sans MS" w:hAnsi="Comic Sans MS"/>
+          <w:sz w:val="24"/>
+          <w:szCs w:val="24"/>
+        </w:rPr>
+        <w:t xml:space="preserve"> </w:t>
+      </w:r>
+      <w:proofErr w:type="spellStart"/>
+      <w:r>
+        <w:rPr>
+          <w:rFonts w:ascii="Comic Sans MS" w:hAnsi="Comic Sans MS"/>
+          <w:sz w:val="24"/>
+          <w:szCs w:val="24"/>
+        </w:rPr>
+        <w:t>value</w:t>
+      </w:r>
+      <w:proofErr w:type="spellEnd"/>
+      <w:r>
+        <w:rPr>
+          <w:rFonts w:ascii="Comic Sans MS" w:hAnsi="Comic Sans MS"/>
+          <w:sz w:val="24"/>
+          <w:szCs w:val="24"/>
+        </w:rPr>
+        <w:t xml:space="preserve"> </w:t>
+      </w:r>
+      <w:proofErr w:type="spellStart"/>
+      <w:r>
+        <w:rPr>
+          <w:rFonts w:ascii="Comic Sans MS" w:hAnsi="Comic Sans MS"/>
+          <w:sz w:val="24"/>
+          <w:szCs w:val="24"/>
+        </w:rPr>
+        <w:t>of</w:t>
+      </w:r>
+      <w:proofErr w:type="spellEnd"/>
+      <w:r>
+        <w:rPr>
+          <w:rFonts w:ascii="Comic Sans MS" w:hAnsi="Comic Sans MS"/>
+          <w:sz w:val="24"/>
+          <w:szCs w:val="24"/>
+        </w:rPr>
+        <w:t xml:space="preserve"> </w:t>
+      </w:r>
+      <w:proofErr w:type="spellStart"/>
+      <w:r>
+        <w:rPr>
+          <w:rFonts w:ascii="Comic Sans MS" w:hAnsi="Comic Sans MS"/>
+          <w:sz w:val="24"/>
+          <w:szCs w:val="24"/>
+        </w:rPr>
+        <w:t>bits</w:t>
+      </w:r>
+      <w:proofErr w:type="spellEnd"/>
+      <w:r>
+        <w:rPr>
+          <w:rFonts w:ascii="Comic Sans MS" w:hAnsi="Comic Sans MS"/>
+          <w:sz w:val="24"/>
+          <w:szCs w:val="24"/>
+        </w:rPr>
+        <w:t xml:space="preserve"> 0-2 </w:t>
+      </w:r>
+      <w:proofErr w:type="spellStart"/>
+      <w:r>
+        <w:rPr>
+          <w:rFonts w:ascii="Comic Sans MS" w:hAnsi="Comic Sans MS"/>
+          <w:sz w:val="24"/>
+          <w:szCs w:val="24"/>
+        </w:rPr>
+        <w:t>of</w:t>
+      </w:r>
+      <w:proofErr w:type="spellEnd"/>
+      <w:r>
+        <w:rPr>
+          <w:rFonts w:ascii="Comic Sans MS" w:hAnsi="Comic Sans MS"/>
+          <w:sz w:val="24"/>
+          <w:szCs w:val="24"/>
+        </w:rPr>
+        <w:t xml:space="preserve"> A)</w:t>
       </w:r>
     </w:p>
     <w:sectPr>
